--- a/metaanalysis/paper_v2/declaration_of_interest_anon.docx
+++ b/metaanalysis/paper_v2/declaration_of_interest_anon.docx
@@ -284,7 +284,7 @@
           <w:b w:val="0"/>
           <w:sz w:val="22"/>
         </w:rPr>
-        <w:t>Date: May 21, 2026</w:t>
+        <w:t>Date: June 08, 2026</w:t>
       </w:r>
     </w:p>
     <w:sectPr>
